--- a/packages/domain/plantillas/maestras/2tesistas/ETAPA02/ACTA DE DICTAMEN_TESIS 02 TESISTA.docx
+++ b/packages/domain/plantillas/maestras/2tesistas/ETAPA02/ACTA DE DICTAMEN_TESIS 02 TESISTA.docx
@@ -542,151 +542,129 @@
         <w:br w:type="textWrapping"/>
       </w:r>
     </w:p>
-    <w:p>
-      <w:pPr>
-        <w:spacing w:line="240" w:lineRule="auto"/>
-        <w:rPr>
-          <w:rFonts w:ascii="Microsoft JhengHei" w:cs="Microsoft JhengHei" w:eastAsia="Microsoft JhengHei" w:hAnsi="Microsoft JhengHei"/>
-          <w:b w:val="1"/>
-          <w:bCs w:val="1"/>
-          <w:sz w:val="16"/>
-          <w:szCs w:val="16"/>
-        </w:rPr>
-      </w:pPr>
-      <w:r>
-        <w:rPr>
-          <w:rFonts w:ascii="Microsoft JhengHei" w:cs="Microsoft JhengHei" w:eastAsia="Microsoft JhengHei" w:hAnsi="Microsoft JhengHei"/>
-          <w:sz w:val="16"/>
-          <w:szCs w:val="16"/>
-          <w:rtl w:val="0"/>
-        </w:rPr>
-        <w:t xml:space="preserve">________________________________________</w:t>
-        <w:tab/>
-        <w:t xml:space="preserve">                                                        </w:t>
-        <w:tab/>
-        <w:t xml:space="preserve">__________________________________________</w:t>
-      </w:r>
-      <w:r>
-        <w:rPr>
-          <w:rFonts w:ascii="Calibri" w:cs="Calibri" w:eastAsia="Calibri" w:hAnsi="Calibri"/>
-          <w:b w:val="1"/>
-          <w:bCs w:val="1"/>
-          <w:sz w:val="20"/>
-          <w:szCs w:val="20"/>
-          <w:rtl w:val="0"/>
-        </w:rPr>
-        <w:t xml:space="preserve">    &lt;&lt;PRESIDENTE ETAPA 02&gt;&gt;</w:t>
-      </w:r>
-      <w:r>
-        <w:rPr>
-          <w:rFonts w:ascii="Microsoft JhengHei" w:cs="Microsoft JhengHei" w:eastAsia="Microsoft JhengHei" w:hAnsi="Microsoft JhengHei"/>
-          <w:sz w:val="16"/>
-          <w:szCs w:val="16"/>
-          <w:rtl w:val="0"/>
-        </w:rPr>
-        <w:tab/>
-        <w:tab/>
-        <w:tab/>
-        <w:t xml:space="preserve">                                  </w:t>
-      </w:r>
-      <w:r>
-        <w:rPr>
-          <w:rFonts w:ascii="Microsoft JhengHei" w:cs="Microsoft JhengHei" w:eastAsia="Microsoft JhengHei" w:hAnsi="Microsoft JhengHei"/>
-          <w:b w:val="1"/>
-          <w:bCs w:val="1"/>
-          <w:sz w:val="16"/>
-          <w:szCs w:val="16"/>
-          <w:rtl w:val="0"/>
-        </w:rPr>
-        <w:t xml:space="preserve">  </w:t>
-      </w:r>
-      <w:r>
-        <w:rPr>
-          <w:rFonts w:ascii="Calibri" w:cs="Calibri" w:eastAsia="Calibri" w:hAnsi="Calibri"/>
-          <w:b w:val="1"/>
-          <w:bCs w:val="1"/>
-          <w:sz w:val="20"/>
-          <w:szCs w:val="20"/>
-          <w:rtl w:val="0"/>
-        </w:rPr>
-        <w:t xml:space="preserve">&lt;&lt;INTEGRANTE&gt;&gt;  </w:t>
-      </w:r>
-      <w:r>
-        <w:rPr>
-          <w:rtl w:val="0"/>
-        </w:rPr>
-      </w:r>
-    </w:p>
-    <w:p>
-      <w:pPr>
-        <w:spacing w:line="240" w:lineRule="auto"/>
-        <w:ind w:left="1416" w:hanging="708"/>
-        <w:rPr>
-          <w:rFonts w:ascii="Microsoft JhengHei" w:cs="Microsoft JhengHei" w:eastAsia="Microsoft JhengHei" w:hAnsi="Microsoft JhengHei"/>
-          <w:sz w:val="16"/>
-          <w:szCs w:val="16"/>
-        </w:rPr>
-      </w:pPr>
-      <w:r>
-        <w:rPr>
-          <w:rFonts w:ascii="Microsoft JhengHei" w:cs="Microsoft JhengHei" w:eastAsia="Microsoft JhengHei" w:hAnsi="Microsoft JhengHei"/>
-          <w:sz w:val="16"/>
-          <w:szCs w:val="16"/>
-          <w:rtl w:val="0"/>
-        </w:rPr>
-        <w:t xml:space="preserve">         Presidente</w:t>
-        <w:tab/>
-        <w:tab/>
-        <w:tab/>
-        <w:tab/>
-        <w:tab/>
-        <w:t xml:space="preserve">                                          Integrante</w:t>
-        <w:tab/>
-      </w:r>
-    </w:p>
-    <w:p>
-      <w:pPr>
-        <w:spacing w:line="240" w:lineRule="auto"/>
-        <w:rPr>
-          <w:rFonts w:ascii="Microsoft JhengHei" w:cs="Microsoft JhengHei" w:eastAsia="Microsoft JhengHei" w:hAnsi="Microsoft JhengHei"/>
-          <w:sz w:val="16"/>
-          <w:szCs w:val="16"/>
-        </w:rPr>
-      </w:pPr>
-      <w:r>
-        <w:rPr>
-          <w:rtl w:val="0"/>
-        </w:rPr>
-      </w:r>
-    </w:p>
-    <w:p>
-      <w:pPr>
-        <w:spacing w:line="240" w:lineRule="auto"/>
-        <w:rPr>
-          <w:rFonts w:ascii="Microsoft JhengHei" w:cs="Microsoft JhengHei" w:eastAsia="Microsoft JhengHei" w:hAnsi="Microsoft JhengHei"/>
-          <w:sz w:val="16"/>
-          <w:szCs w:val="16"/>
-        </w:rPr>
-      </w:pPr>
-      <w:r>
-        <w:rPr>
-          <w:rtl w:val="0"/>
-        </w:rPr>
-      </w:r>
-    </w:p>
-    <w:p>
-      <w:pPr>
-        <w:spacing w:line="240" w:lineRule="auto"/>
-        <w:rPr>
-          <w:rFonts w:ascii="Microsoft JhengHei" w:cs="Microsoft JhengHei" w:eastAsia="Microsoft JhengHei" w:hAnsi="Microsoft JhengHei"/>
-          <w:sz w:val="16"/>
-          <w:szCs w:val="16"/>
-        </w:rPr>
-      </w:pPr>
-      <w:r>
-        <w:rPr>
-          <w:rtl w:val="0"/>
-        </w:rPr>
+    <w:tbl>
+      <w:tblPr>
+        <w:tblW w:w="9000" w:type="dxa"/>
+        <w:jc w:val="center"/>
+        <w:tblBorders>
+          <w:top w:val="none"/>
+          <w:left w:val="none"/>
+          <w:bottom w:val="none"/>
+          <w:right w:val="none"/>
+          <w:insideH w:val="none"/>
+          <w:insideV w:val="none"/>
+        </w:tblBorders>
+      </w:tblPr>
+      <w:tr>
+        <w:tc>
+          <w:tcPr>
+            <w:tcW w:w="4500" w:type="dxa"/>
+          </w:tcPr>
+          <w:p>
+            <w:pPr>
+              <w:spacing w:line="240" w:lineRule="auto"/>
+              <w:jc w:val="center"/>
+            </w:pPr>
+            <w:r>
+              <w:t>__________________________________</w:t>
+            </w:r>
+          </w:p>
+          <w:p>
+            <w:pPr>
+              <w:spacing w:line="240" w:lineRule="auto"/>
+              <w:jc w:val="center"/>
+              <w:rPr>
+                <w:b w:val="1"/>
+                <w:sz w:val="18"/>
+                <w:szCs w:val="18"/>
+              </w:rPr>
+            </w:pPr>
+            <w:r>
+              <w:rPr>
+                <w:b w:val="1"/>
+                <w:sz w:val="18"/>
+                <w:szCs w:val="18"/>
+              </w:rPr>
+              <w:t>&lt;&lt;PRESIDENTE ETAPA 02&gt;&gt;</w:t>
+            </w:r>
+          </w:p>
+          <w:p>
+            <w:pPr>
+              <w:spacing w:line="240" w:lineRule="auto"/>
+              <w:jc w:val="center"/>
+              <w:rPr>
+                <w:sz w:val="18"/>
+                <w:szCs w:val="18"/>
+              </w:rPr>
+            </w:pPr>
+            <w:r>
+              <w:rPr>
+                <w:sz w:val="18"/>
+                <w:szCs w:val="18"/>
+              </w:rPr>
+              <w:t>Presidente</w:t>
+            </w:r>
+          </w:p>
+        </w:tc>
+        <w:tc>
+          <w:tcPr>
+            <w:tcW w:w="4500" w:type="dxa"/>
+          </w:tcPr>
+          <w:p>
+            <w:pPr>
+              <w:spacing w:line="240" w:lineRule="auto"/>
+              <w:jc w:val="center"/>
+            </w:pPr>
+            <w:r>
+              <w:t>__________________________________</w:t>
+            </w:r>
+          </w:p>
+          <w:p>
+            <w:pPr>
+              <w:spacing w:line="240" w:lineRule="auto"/>
+              <w:jc w:val="center"/>
+              <w:rPr>
+                <w:b w:val="1"/>
+                <w:sz w:val="18"/>
+                <w:szCs w:val="18"/>
+              </w:rPr>
+            </w:pPr>
+            <w:r>
+              <w:rPr>
+                <w:b w:val="1"/>
+                <w:sz w:val="18"/>
+                <w:szCs w:val="18"/>
+              </w:rPr>
+              <w:t>&lt;&lt;INTEGRANTE&gt;&gt;</w:t>
+            </w:r>
+          </w:p>
+          <w:p>
+            <w:pPr>
+              <w:spacing w:line="240" w:lineRule="auto"/>
+              <w:jc w:val="center"/>
+              <w:rPr>
+                <w:sz w:val="18"/>
+                <w:szCs w:val="18"/>
+              </w:rPr>
+            </w:pPr>
+            <w:r>
+              <w:rPr>
+                <w:sz w:val="18"/>
+                <w:szCs w:val="18"/>
+              </w:rPr>
+              <w:t>Integrante</w:t>
+            </w:r>
+          </w:p>
+        </w:tc>
+      </w:tr>
+    </w:tbl>
+    <w:p>
+      <w:pPr>
+        <w:spacing w:before="360" w:line="240" w:lineRule="auto"/>
+        <w:jc w:val="center"/>
+      </w:pPr>
+      <w:r>
+        <w:t>__________________________________</w:t>
       </w:r>
     </w:p>
     <w:p>
@@ -694,55 +672,18 @@
         <w:spacing w:line="240" w:lineRule="auto"/>
         <w:jc w:val="center"/>
         <w:rPr>
-          <w:rFonts w:ascii="Microsoft JhengHei" w:cs="Microsoft JhengHei" w:eastAsia="Microsoft JhengHei" w:hAnsi="Microsoft JhengHei"/>
-          <w:sz w:val="16"/>
-          <w:szCs w:val="16"/>
-        </w:rPr>
-      </w:pPr>
-      <w:r>
-        <w:rPr>
-          <w:rFonts w:ascii="Microsoft JhengHei" w:cs="Microsoft JhengHei" w:eastAsia="Microsoft JhengHei" w:hAnsi="Microsoft JhengHei"/>
-          <w:sz w:val="16"/>
-          <w:szCs w:val="16"/>
-          <w:rtl w:val="0"/>
-        </w:rPr>
-        <w:t xml:space="preserve">      _________________________________________</w:t>
-      </w:r>
-    </w:p>
-    <w:p>
-      <w:pPr>
-        <w:spacing w:line="259" w:lineRule="auto"/>
-        <w:jc w:val="center"/>
-        <w:rPr>
-          <w:rFonts w:ascii="Microsoft JhengHei" w:cs="Microsoft JhengHei" w:eastAsia="Microsoft JhengHei" w:hAnsi="Microsoft JhengHei"/>
-          <w:sz w:val="16"/>
-          <w:szCs w:val="16"/>
-        </w:rPr>
-      </w:pPr>
-      <w:r>
-        <w:rPr>
-          <w:rFonts w:ascii="Microsoft JhengHei" w:cs="Microsoft JhengHei" w:eastAsia="Microsoft JhengHei" w:hAnsi="Microsoft JhengHei"/>
-          <w:sz w:val="16"/>
-          <w:szCs w:val="16"/>
-          <w:rtl w:val="0"/>
-        </w:rPr>
-        <w:t xml:space="preserve"> </w:t>
-      </w:r>
-      <w:r>
-        <w:rPr>
-          <w:rFonts w:ascii="Calibri" w:cs="Calibri" w:eastAsia="Calibri" w:hAnsi="Calibri"/>
-          <w:b w:val="1"/>
-          <w:bCs w:val="1"/>
-          <w:sz w:val="20"/>
-          <w:szCs w:val="20"/>
-          <w:rtl w:val="0"/>
-        </w:rPr>
-        <w:t xml:space="preserve">&lt;&lt;SECRETARIO ETAPA 02&gt;&gt; </w:t>
-      </w:r>
-      <w:r>
-        <w:rPr>
-          <w:rtl w:val="0"/>
-        </w:rPr>
+          <w:b w:val="1"/>
+          <w:sz w:val="18"/>
+          <w:szCs w:val="18"/>
+        </w:rPr>
+      </w:pPr>
+      <w:r>
+        <w:rPr>
+          <w:b w:val="1"/>
+          <w:sz w:val="18"/>
+          <w:szCs w:val="18"/>
+        </w:rPr>
+        <w:t>&lt;&lt;SECRETARIO ETAPA 02&gt;&gt;</w:t>
       </w:r>
     </w:p>
     <w:p>
@@ -750,45 +691,16 @@
         <w:spacing w:line="240" w:lineRule="auto"/>
         <w:jc w:val="center"/>
         <w:rPr>
-          <w:rFonts w:ascii="Corbel" w:cs="Corbel" w:eastAsia="Corbel" w:hAnsi="Corbel"/>
-          <w:b w:val="1"/>
-          <w:bCs w:val="1"/>
-          <w:sz w:val="20"/>
-          <w:szCs w:val="20"/>
-        </w:rPr>
-      </w:pPr>
-      <w:r>
-        <w:rPr>
-          <w:rFonts w:ascii="Microsoft JhengHei" w:cs="Microsoft JhengHei" w:eastAsia="Microsoft JhengHei" w:hAnsi="Microsoft JhengHei"/>
-          <w:sz w:val="16"/>
-          <w:szCs w:val="16"/>
-          <w:rtl w:val="0"/>
-        </w:rPr>
-        <w:t xml:space="preserve">Secretario</w:t>
-      </w:r>
-      <w:r>
-        <w:rPr>
-          <w:rtl w:val="0"/>
-        </w:rPr>
-      </w:r>
-    </w:p>
-    <w:p>
-      <w:pPr>
-        <w:widowControl w:val="0"/>
-        <w:spacing w:line="240" w:lineRule="auto"/>
-        <w:jc w:val="center"/>
-        <w:rPr>
-          <w:rFonts w:ascii="Calibri" w:cs="Calibri" w:eastAsia="Calibri" w:hAnsi="Calibri"/>
-          <w:b w:val="1"/>
-          <w:bCs w:val="1"/>
-          <w:sz w:val="24"/>
-          <w:szCs w:val="24"/>
-        </w:rPr>
-      </w:pPr>
-      <w:r>
-        <w:rPr>
-          <w:rtl w:val="0"/>
-        </w:rPr>
+          <w:sz w:val="18"/>
+          <w:szCs w:val="18"/>
+        </w:rPr>
+      </w:pPr>
+      <w:r>
+        <w:rPr>
+          <w:sz w:val="18"/>
+          <w:szCs w:val="18"/>
+        </w:rPr>
+        <w:t>Secretario</w:t>
       </w:r>
     </w:p>
     <w:sectPr>
